--- a/content/Bios/Richard_Hawkins.docx
+++ b/content/Bios/Richard_Hawkins.docx
@@ -1,446 +1,8 @@
 
 <file path=word/document.xml><?xml version="1.0" encoding="utf-8"?>
-<w:document xmlns:w14="http://schemas.microsoft.com/office/word/2010/wordml" xmlns:wp14="http://schemas.microsoft.com/office/word/2010/wordprocessingDrawing" xmlns:w="http://schemas.openxmlformats.org/wordprocessingml/2006/main" xmlns:m="http://schemas.openxmlformats.org/officeDocument/2006/math" xmlns:r="http://schemas.openxmlformats.org/officeDocument/2006/relationships" xmlns:o="urn:schemas-microsoft-com:office:office" xmlns:v="urn:schemas-microsoft-com:vml" xmlns:w10="urn:schemas-microsoft-com:office:word" xmlns:a="http://schemas.openxmlformats.org/drawingml/2006/main" xmlns:pic="http://schemas.openxmlformats.org/drawingml/2006/picture" xmlns:wp="http://schemas.openxmlformats.org/drawingml/2006/wordprocessingDrawing" xmlns:mc="http://schemas.openxmlformats.org/markup-compatibility/2006" mc:Ignorable="w14 wp14">
+<w:document xmlns:ns1="http://schemas.openxmlformats.org/markup-compatibility/2006" xmlns:ns2="http://schemas.microsoft.com/office/word/2010/wordml" xmlns:w="http://schemas.openxmlformats.org/wordprocessingml/2006/main" ns1:Ignorable="w14 wp14">
   <w:body>
-    <w:p xmlns:wp14="http://schemas.microsoft.com/office/word/2010/wordml" wp14:textId="77777777">
-      <w:pPr>
-        <w:pStyle w:val="FirstParagraph"/>
-      </w:pPr>
-      <w:r>
-        <w:rPr/>
-        <w:t>2001 Hall of Fame Inductee Richard Hawkins – Aurora</w:t>
-      </w:r>
-      <w:r>
-        <w:rPr/>
-        <w:t xml:space="preserve"> </w:t>
-      </w:r>
-      <w:r>
-        <w:rPr/>
-        <w:t>Richard Hawkins is a man who has seen a lot of action, both on and off the baseball field.</w:t>
-      </w:r>
-      <w:r>
-        <w:rPr/>
-        <w:t xml:space="preserve"> </w:t>
-      </w:r>
-      <w:r>
-        <w:rPr/>
-        <w:t>“Hawk”</w:t>
-      </w:r>
-      <w:r>
-        <w:rPr/>
-        <w:t xml:space="preserve"> </w:t>
-      </w:r>
-      <w:r>
-        <w:rPr/>
-        <w:t>is a veritable treasure trove of American Military History having seen action in</w:t>
-      </w:r>
-      <w:r>
-        <w:rPr/>
-        <w:t xml:space="preserve"> </w:t>
-      </w:r>
-      <w:r>
-        <w:rPr/>
-        <w:t>three major wars, from World War II to Korea to Vietnam. Although most of his umpiring</w:t>
-      </w:r>
-      <w:r>
-        <w:rPr/>
-        <w:t xml:space="preserve"> </w:t>
-      </w:r>
-      <w:r>
-        <w:rPr/>
-        <w:t>brethren were used to seeing him in the standard blue uniform of the umpire. Hawk’s</w:t>
-      </w:r>
-      <w:r>
-        <w:rPr/>
-        <w:t xml:space="preserve"> </w:t>
-      </w:r>
-      <w:r>
-        <w:rPr/>
-        <w:t>comrades in arms knew him best as a top-drawer Chief Master Sergeant who served our</w:t>
-      </w:r>
-      <w:r>
-        <w:rPr/>
-        <w:t xml:space="preserve"> </w:t>
-      </w:r>
-      <w:r>
-        <w:rPr/>
-        <w:t>country for 28 years in The United States Air Force. Hawk turned to the</w:t>
-      </w:r>
-      <w:r>
-        <w:rPr/>
-        <w:t xml:space="preserve"> </w:t>
-      </w:r>
-      <w:r>
-        <w:rPr/>
-        <w:t>“Wild Blue Yonder”</w:t>
-      </w:r>
-      <w:r>
-        <w:rPr/>
-        <w:t xml:space="preserve"> </w:t>
-      </w:r>
-      <w:r>
-        <w:rPr/>
-        <w:t>after a four-year hitch in the United States Army during which he saw action as a machine</w:t>
-      </w:r>
-      <w:r>
-        <w:rPr/>
-        <w:t xml:space="preserve"> </w:t>
-      </w:r>
-      <w:r>
-        <w:rPr/>
-        <w:t>gunner in the European Theatre of Operations, from D-Day to V-E Day and every other day</w:t>
-      </w:r>
-      <w:r>
-        <w:rPr/>
-        <w:t xml:space="preserve"> </w:t>
-      </w:r>
-      <w:r>
-        <w:rPr/>
-        <w:t>in between.</w:t>
-      </w:r>
-      <w:r>
-        <w:rPr/>
-        <w:t xml:space="preserve"> </w:t>
-      </w:r>
-      <w:r>
-        <w:rPr/>
-        <w:t>Hawk’s reasons for turning in his combat fatigues for the Air Force blues, 54 years ago, did</w:t>
-      </w:r>
-      <w:r>
-        <w:rPr/>
-        <w:t xml:space="preserve"> </w:t>
-      </w:r>
-      <w:r>
-        <w:rPr/>
-        <w:t>not suggest his love of baseball. As Hawk recalls, it was during a break in the overcast</w:t>
-      </w:r>
-      <w:r>
-        <w:rPr/>
-        <w:t xml:space="preserve"> </w:t>
-      </w:r>
-      <w:r>
-        <w:rPr/>
-        <w:t>during his involvement in the famous Battle of the Bulge when the Air Force was able to</w:t>
-      </w:r>
-      <w:r>
-        <w:rPr/>
-        <w:t xml:space="preserve"> </w:t>
-      </w:r>
-      <w:r>
-        <w:rPr/>
-        <w:t>resupply and provide air support to a combat ground force slugging it out with the Nazis.</w:t>
-      </w:r>
-      <w:r>
-        <w:rPr/>
-        <w:t xml:space="preserve"> </w:t>
-      </w:r>
-      <w:r>
-        <w:rPr/>
-        <w:t>“They really saved our asses that day,”</w:t>
-      </w:r>
-      <w:r>
-        <w:rPr/>
-        <w:t xml:space="preserve"> </w:t>
-      </w:r>
-      <w:r>
-        <w:rPr/>
-        <w:t>Hawk recalled, explaining his switch to the Air Force.</w:t>
-      </w:r>
-      <w:r>
-        <w:rPr/>
-        <w:t xml:space="preserve"> </w:t>
-      </w:r>
-      <w:r>
-        <w:rPr/>
-        <w:t>With Hawk’s Army Air Corps enlistment came his involvement with baseball. Hawk’s career</w:t>
-      </w:r>
-      <w:r>
-        <w:rPr/>
-        <w:t xml:space="preserve"> </w:t>
-      </w:r>
-      <w:r>
-        <w:rPr/>
-        <w:t>from Army machine gunner,</w:t>
-      </w:r>
-      <w:r>
-        <w:rPr/>
-        <w:t xml:space="preserve"> to </w:t>
-      </w:r>
-      <w:r>
-        <w:rPr/>
-        <w:t>flyboy</w:t>
-      </w:r>
-      <w:r>
-        <w:rPr/>
-        <w:t xml:space="preserve"> umpire came in 1950 when he was stationed at Scott</w:t>
-      </w:r>
-      <w:r>
-        <w:rPr/>
-        <w:t xml:space="preserve"> </w:t>
-      </w:r>
-      <w:r>
-        <w:rPr/>
-        <w:t>Air Force Base where he saw slightly less hazardous duty working the Clinton County</w:t>
-      </w:r>
-      <w:r>
-        <w:rPr/>
-        <w:t xml:space="preserve"> </w:t>
-      </w:r>
-      <w:r>
-        <w:rPr/>
-        <w:t>Baseball League. It was not long until an overseas military assignment prompted his entry</w:t>
-      </w:r>
-      <w:r>
-        <w:rPr/>
-        <w:t xml:space="preserve"> </w:t>
-      </w:r>
-      <w:r>
-        <w:rPr/>
-        <w:t>into military and local Japanese College baseball and three appearances at the Far East</w:t>
-      </w:r>
-      <w:r>
-        <w:rPr/>
-        <w:t xml:space="preserve"> </w:t>
-      </w:r>
-      <w:r>
-        <w:rPr/>
-        <w:t>World Series, armed with only a plate brush and ball-strike indicator, in 1952.</w:t>
-      </w:r>
-      <w:r>
-        <w:rPr/>
-        <w:t xml:space="preserve"> </w:t>
-      </w:r>
-      <w:r>
-        <w:rPr/>
-        <w:t>After attending the George Barr Umpire School in Japan, Hawk returned stateside and</w:t>
-      </w:r>
-      <w:r>
-        <w:rPr/>
-        <w:t xml:space="preserve"> </w:t>
-      </w:r>
-      <w:r>
-        <w:rPr/>
-        <w:t>worked as a Florida State League reserve umpire. Another transfer sent Hawk to California</w:t>
-      </w:r>
-      <w:r>
-        <w:rPr/>
-        <w:t xml:space="preserve"> </w:t>
-      </w:r>
-      <w:r>
-        <w:rPr/>
-        <w:t xml:space="preserve">where he </w:t>
-      </w:r>
-      <w:r>
-        <w:rPr/>
-        <w:t>worked</w:t>
-      </w:r>
-      <w:r>
-        <w:rPr/>
-        <w:t xml:space="preserve"> high school, college, and semi-pro ball before being sent half a world away</w:t>
-      </w:r>
-      <w:r>
-        <w:rPr/>
-        <w:t xml:space="preserve"> </w:t>
-      </w:r>
-      <w:r>
-        <w:rPr/>
-        <w:t>where he worked baseball in Okinawa from 1960-64. A highlight of Hawk’s Okinawa tour</w:t>
-      </w:r>
-      <w:r>
-        <w:rPr/>
-        <w:t xml:space="preserve"> </w:t>
-      </w:r>
-      <w:r>
-        <w:rPr/>
-        <w:t>was his assignment to the Detroit Tigers vs. Military All-Stars game in 1961. After Hawk</w:t>
-      </w:r>
-      <w:r>
-        <w:rPr/>
-        <w:t xml:space="preserve"> </w:t>
-      </w:r>
-      <w:r>
-        <w:rPr/>
-        <w:t>conquered Okinawa, he returned to California and a successful high school and college</w:t>
-      </w:r>
-      <w:r>
-        <w:rPr/>
-        <w:t xml:space="preserve"> </w:t>
-      </w:r>
-      <w:r>
-        <w:rPr/>
-        <w:t xml:space="preserve">career where he was selected to </w:t>
-      </w:r>
-      <w:r>
-        <w:rPr/>
-        <w:t>work</w:t>
-      </w:r>
-      <w:r>
-        <w:rPr/>
-        <w:t xml:space="preserve"> the CIF Baseball Championships. A quick tour in</w:t>
-      </w:r>
-      <w:r>
-        <w:rPr/>
-        <w:t xml:space="preserve"> </w:t>
-      </w:r>
-      <w:r>
-        <w:rPr/>
-        <w:t>Vietnam was followed by more California baseball and another CIF Championship</w:t>
-      </w:r>
-      <w:r>
-        <w:rPr/>
-        <w:t xml:space="preserve"> </w:t>
-      </w:r>
-      <w:r>
-        <w:rPr/>
-        <w:t>assignment.</w:t>
-      </w:r>
-      <w:r>
-        <w:rPr/>
-        <w:t xml:space="preserve"> </w:t>
-      </w:r>
-      <w:r>
-        <w:rPr/>
-        <w:t xml:space="preserve">Hawk finally made it to Colorado in 1976 and distinguished himself as a top arbiter </w:t>
-      </w:r>
-      <w:r>
-        <w:rPr/>
-        <w:t>working</w:t>
-      </w:r>
-      <w:r>
-        <w:rPr/>
-        <w:t xml:space="preserve"> </w:t>
-      </w:r>
-      <w:r>
-        <w:rPr/>
-        <w:t>high school and Rocky Mountain Athletic Conference baseball. For many years Hawk was a</w:t>
-      </w:r>
-      <w:r>
-        <w:rPr/>
-        <w:t xml:space="preserve"> </w:t>
-      </w:r>
-      <w:r>
-        <w:rPr/>
-        <w:t>fixture in the Men’s Senior Baseball League as well as local legion baseball. In 1992, Hawk</w:t>
-      </w:r>
-      <w:r>
-        <w:rPr/>
-        <w:t xml:space="preserve"> </w:t>
-      </w:r>
-      <w:r>
-        <w:rPr/>
-        <w:t>was drafted again into international service working Olympic Baseball when Team USA</w:t>
-      </w:r>
-      <w:r>
-        <w:rPr/>
-        <w:t xml:space="preserve"> </w:t>
-      </w:r>
-      <w:r>
-        <w:rPr/>
-        <w:t>battled Team Cuba at Denver’s Mile High Stadium in front of a record crowd of over 66.000.</w:t>
-      </w:r>
-      <w:r>
-        <w:rPr/>
-        <w:t xml:space="preserve"> </w:t>
-      </w:r>
-      <w:r>
-        <w:rPr/>
-        <w:t xml:space="preserve">On a much smaller scale, but equally as important, Hawk </w:t>
-      </w:r>
-      <w:r>
-        <w:rPr/>
-        <w:t>worked</w:t>
-      </w:r>
-      <w:r>
-        <w:rPr/>
-        <w:t xml:space="preserve"> high school playoffs in</w:t>
-      </w:r>
-      <w:r>
-        <w:rPr/>
-        <w:t xml:space="preserve"> </w:t>
-      </w:r>
-      <w:r>
-        <w:rPr/>
-        <w:t>virtually every</w:t>
-      </w:r>
-      <w:r>
-        <w:rPr/>
-        <w:t xml:space="preserve"> league in the Denver Metro Area for over 25 years. He served as the Denver</w:t>
-      </w:r>
-      <w:r>
-        <w:rPr/>
-        <w:t xml:space="preserve"> </w:t>
-      </w:r>
-      <w:r>
-        <w:rPr/>
-        <w:t>Director for CHSBUA, was a valuable clinician at CHSBUA Master Clinics, and was a</w:t>
-      </w:r>
-      <w:r>
-        <w:rPr/>
-        <w:t xml:space="preserve"> </w:t>
-      </w:r>
-      <w:r>
-        <w:rPr/>
-        <w:t>“Top</w:t>
-      </w:r>
-      <w:r>
-        <w:rPr/>
-        <w:t xml:space="preserve"> </w:t>
-      </w:r>
-      <w:r>
-        <w:rPr/>
-        <w:t>Sergeant”</w:t>
-      </w:r>
-      <w:r>
-        <w:rPr/>
-        <w:t xml:space="preserve"> </w:t>
-      </w:r>
-      <w:r>
-        <w:rPr/>
-        <w:t>for many new umpires and got them through their first battle action on the</w:t>
-      </w:r>
-      <w:r>
-        <w:rPr/>
-        <w:t xml:space="preserve"> </w:t>
-      </w:r>
-      <w:r>
-        <w:rPr/>
-        <w:t>baseball diamond. Hawk is still active as an evaluator for CHSBUA and lives in Aurora with</w:t>
-      </w:r>
-      <w:r>
-        <w:rPr/>
-        <w:t xml:space="preserve"> </w:t>
-      </w:r>
-      <w:r>
-        <w:rPr/>
-        <w:t>his wife Doris.</w:t>
-      </w:r>
-    </w:p>
-    <w:p>
-      <w:pPr>
-        <w:pStyle w:val="BodyText"/>
-      </w:pPr>
-    </w:p>
-    <w:p>
-      <w:pPr>
-        <w:pStyle w:val="Heading2"/>
-        <w:spacing w:before="261" w:beforeAutospacing="off" w:after="261" w:afterAutospacing="off" w:line="300" w:lineRule="auto"/>
-      </w:pPr>
-      <w:r>
-        <w:rPr>
-          <w:rFonts w:ascii="Segoe UI" w:hAnsi="Segoe UI" w:eastAsia="Segoe UI" w:cs="Segoe UI"/>
-          <w:b w:val="1"/>
-          <w:bCs w:val="1"/>
-          <w:i w:val="0"/>
-          <w:iCs w:val="0"/>
-          <w:noProof w:val="0"/>
-          <w:sz w:val="31"/>
-          <w:szCs w:val="31"/>
-          <w:lang w:val="en-US"/>
-        </w:rPr>
-        <w:t>Revised Biography: Richard Hawkins</w:t>
-      </w:r>
-    </w:p>
-    <w:p>
+    <w:p ns2:paraId="7B472A36" ns2:textId="0F2471A0">
       <w:pPr>
         <w:pStyle w:val="Heading3"/>
         <w:spacing w:before="246" w:beforeAutospacing="off" w:after="246" w:afterAutospacing="off" w:line="300" w:lineRule="auto"/>
@@ -460,7 +22,7 @@
         <w:t>2001 Hall of Fame Inductee – Aurora</w:t>
       </w:r>
     </w:p>
-    <w:p>
+    <w:p ns2:paraId="359C1F57" ns2:textId="1E5A8C4D">
       <w:pPr>
         <w:spacing w:before="0" w:beforeAutospacing="off" w:after="0" w:afterAutospacing="off" w:line="300" w:lineRule="auto"/>
         <w:rPr>
@@ -546,7 +108,7 @@
         <w:t>.</w:t>
       </w:r>
     </w:p>
-    <w:p>
+    <w:p ns2:paraId="47973585" ns2:textId="165AB2EF">
       <w:pPr>
         <w:spacing w:before="0" w:beforeAutospacing="off" w:after="0" w:afterAutospacing="off" w:line="300" w:lineRule="auto"/>
         <w:rPr>
@@ -632,7 +194,7 @@
         <w:t xml:space="preserve"> to resupply and support ground forces. That moment, which Hawkins credited with saving countless lives, inspired his shift to the “Wild Blue Yonder.”</w:t>
       </w:r>
     </w:p>
-    <w:p>
+    <w:p ns2:paraId="30FE63A0" ns2:textId="29343E33">
       <w:pPr>
         <w:spacing w:before="0" w:beforeAutospacing="off" w:after="0" w:afterAutospacing="off" w:line="300" w:lineRule="auto"/>
         <w:rPr>
@@ -718,7 +280,7 @@
         <w:t xml:space="preserve"> in Japan, Hawkins returned to the United States and worked as a reserve umpire in the Florida State League. His assignments took him to California, where he officiated high school, college, and semi‑professional baseball before serving in Okinawa from 1960–64. A highlight of that tour was umpiring a 1961 exhibition between the Detroit Tigers and the Military All‑Stars.</w:t>
       </w:r>
     </w:p>
-    <w:p>
+    <w:p ns2:paraId="206E0DE5" ns2:textId="468DE876">
       <w:pPr>
         <w:spacing w:before="0" w:beforeAutospacing="off" w:after="0" w:afterAutospacing="off" w:line="300" w:lineRule="auto"/>
         <w:rPr>
@@ -832,7 +394,7 @@
         <w:t xml:space="preserve"> his country on the international stage, umpiring Olympic Baseball when Team USA faced Team Cuba at Denver’s Mile High Stadium before more than 66,000 fans.</w:t>
       </w:r>
     </w:p>
-    <w:p>
+    <w:p ns2:paraId="1D5B9E65" ns2:textId="5F602137">
       <w:pPr>
         <w:spacing w:before="0" w:beforeAutospacing="off" w:after="0" w:afterAutospacing="off" w:line="300" w:lineRule="auto"/>
         <w:rPr>
@@ -1002,7 +564,7 @@
         <w:t xml:space="preserve"> active as a CHSBUA evaluator and lives in Aurora with his wife, Doris.</w:t>
       </w:r>
     </w:p>
-    <w:p>
+    <w:p ns2:paraId="6A6F9542" ns2:textId="4A761A93">
       <w:pPr>
         <w:pStyle w:val="BodyText"/>
       </w:pPr>
